--- a/docs-Fall2025/Documents/Developer/InstallationGuideDev.docx
+++ b/docs-Fall2025/Documents/Developer/InstallationGuideDev.docx
@@ -5,8 +5,16 @@
     <w:p>
       <w:pPr>
         <w:jc w:val="center"/>
-      </w:pPr>
-      <w:r>
+        <w:rPr>
+          <w:b/>
+          <w:bCs/>
+        </w:rPr>
+      </w:pPr>
+      <w:r>
+        <w:rPr>
+          <w:b/>
+          <w:bCs/>
+        </w:rPr>
         <w:t>Installation React + Vite for Developer</w:t>
       </w:r>
     </w:p>
@@ -57,14 +65,7 @@
           <w:b/>
           <w:bCs/>
         </w:rPr>
-        <w:t>N</w:t>
-      </w:r>
-      <w:r>
-        <w:rPr>
-          <w:b/>
-          <w:bCs/>
-        </w:rPr>
-        <w:t>avigate to the project directory</w:t>
+        <w:t>Navigate to the project directory</w:t>
       </w:r>
       <w:r>
         <w:rPr>
@@ -133,14 +134,7 @@
           <w:b/>
           <w:bCs/>
         </w:rPr>
-        <w:t>S</w:t>
-      </w:r>
-      <w:r>
-        <w:rPr>
-          <w:b/>
-          <w:bCs/>
-        </w:rPr>
-        <w:t>tart the development server</w:t>
+        <w:t>Start the development server</w:t>
       </w:r>
       <w:r>
         <w:rPr>
@@ -166,6 +160,1208 @@
       <w:proofErr w:type="gramEnd"/>
     </w:p>
     <w:p/>
+    <w:p>
+      <w:pPr>
+        <w:jc w:val="center"/>
+        <w:rPr>
+          <w:b/>
+          <w:bCs/>
+        </w:rPr>
+      </w:pPr>
+      <w:r>
+        <w:rPr>
+          <w:b/>
+          <w:bCs/>
+        </w:rPr>
+        <w:t xml:space="preserve">For testing via </w:t>
+      </w:r>
+      <w:proofErr w:type="spellStart"/>
+      <w:r>
+        <w:rPr>
+          <w:b/>
+          <w:bCs/>
+        </w:rPr>
+        <w:t>VsCode</w:t>
+      </w:r>
+      <w:proofErr w:type="spellEnd"/>
+    </w:p>
+    <w:p>
+      <w:pPr>
+        <w:rPr>
+          <w:b/>
+          <w:bCs/>
+        </w:rPr>
+      </w:pPr>
+      <w:r>
+        <w:rPr>
+          <w:b/>
+          <w:bCs/>
+        </w:rPr>
+        <w:t xml:space="preserve">Open the </w:t>
+      </w:r>
+      <w:proofErr w:type="spellStart"/>
+      <w:r>
+        <w:rPr>
+          <w:b/>
+          <w:bCs/>
+        </w:rPr>
+        <w:t>vscode</w:t>
+      </w:r>
+      <w:proofErr w:type="spellEnd"/>
+      <w:r>
+        <w:rPr>
+          <w:b/>
+          <w:bCs/>
+        </w:rPr>
+        <w:t xml:space="preserve"> and navigate your project.</w:t>
+      </w:r>
+    </w:p>
+    <w:p>
+      <w:pPr>
+        <w:rPr>
+          <w:b/>
+          <w:bCs/>
+        </w:rPr>
+      </w:pPr>
+      <w:r>
+        <w:rPr>
+          <w:b/>
+          <w:bCs/>
+        </w:rPr>
+        <w:t>Open new terminal.</w:t>
+      </w:r>
+    </w:p>
+    <w:p>
+      <w:proofErr w:type="spellStart"/>
+      <w:r>
+        <w:t>npm</w:t>
+      </w:r>
+      <w:proofErr w:type="spellEnd"/>
+      <w:r>
+        <w:t xml:space="preserve"> install </w:t>
+      </w:r>
+      <w:proofErr w:type="spellStart"/>
+      <w:r>
+        <w:t>vitest</w:t>
+      </w:r>
+      <w:proofErr w:type="spellEnd"/>
+      <w:r>
+        <w:t xml:space="preserve"> –save-</w:t>
+      </w:r>
+      <w:proofErr w:type="gramStart"/>
+      <w:r>
+        <w:t>dev</w:t>
+      </w:r>
+      <w:proofErr w:type="gramEnd"/>
+    </w:p>
+    <w:p>
+      <w:pPr>
+        <w:rPr>
+          <w:b/>
+          <w:bCs/>
+        </w:rPr>
+      </w:pPr>
+      <w:r>
+        <w:rPr>
+          <w:b/>
+          <w:bCs/>
+        </w:rPr>
+        <w:t xml:space="preserve">Continue on terminal and </w:t>
+      </w:r>
+      <w:proofErr w:type="gramStart"/>
+      <w:r>
+        <w:rPr>
+          <w:b/>
+          <w:bCs/>
+        </w:rPr>
+        <w:t>install</w:t>
+      </w:r>
+      <w:proofErr w:type="gramEnd"/>
+    </w:p>
+    <w:p>
+      <w:proofErr w:type="spellStart"/>
+      <w:r>
+        <w:t>npm</w:t>
+      </w:r>
+      <w:proofErr w:type="spellEnd"/>
+      <w:r>
+        <w:t xml:space="preserve"> install --save-dev </w:t>
+      </w:r>
+      <w:proofErr w:type="spellStart"/>
+      <w:r>
+        <w:t>vitest</w:t>
+      </w:r>
+      <w:proofErr w:type="spellEnd"/>
+      <w:r>
+        <w:t xml:space="preserve"> @testing-library/react @testing-library/jest-dom @testing-library/user-</w:t>
+      </w:r>
+      <w:proofErr w:type="gramStart"/>
+      <w:r>
+        <w:t>event</w:t>
+      </w:r>
+      <w:proofErr w:type="gramEnd"/>
+    </w:p>
+    <w:p>
+      <w:pPr>
+        <w:rPr>
+          <w:b/>
+          <w:bCs/>
+        </w:rPr>
+      </w:pPr>
+      <w:r>
+        <w:rPr>
+          <w:b/>
+          <w:bCs/>
+        </w:rPr>
+        <w:t xml:space="preserve">Continue on terminal and </w:t>
+      </w:r>
+      <w:proofErr w:type="gramStart"/>
+      <w:r>
+        <w:rPr>
+          <w:b/>
+          <w:bCs/>
+        </w:rPr>
+        <w:t>install</w:t>
+      </w:r>
+      <w:proofErr w:type="gramEnd"/>
+    </w:p>
+    <w:p>
+      <w:proofErr w:type="spellStart"/>
+      <w:r>
+        <w:t>npm</w:t>
+      </w:r>
+      <w:proofErr w:type="spellEnd"/>
+      <w:r>
+        <w:t xml:space="preserve"> install --save-dev </w:t>
+      </w:r>
+      <w:proofErr w:type="spellStart"/>
+      <w:proofErr w:type="gramStart"/>
+      <w:r>
+        <w:t>jsdom</w:t>
+      </w:r>
+      <w:proofErr w:type="spellEnd"/>
+      <w:proofErr w:type="gramEnd"/>
+    </w:p>
+    <w:p>
+      <w:pPr>
+        <w:rPr>
+          <w:b/>
+          <w:bCs/>
+        </w:rPr>
+      </w:pPr>
+      <w:r>
+        <w:rPr>
+          <w:b/>
+          <w:bCs/>
+        </w:rPr>
+        <w:t xml:space="preserve">Open </w:t>
+      </w:r>
+      <w:proofErr w:type="spellStart"/>
+      <w:proofErr w:type="gramStart"/>
+      <w:r>
+        <w:rPr>
+          <w:b/>
+          <w:bCs/>
+        </w:rPr>
+        <w:t>package.json</w:t>
+      </w:r>
+      <w:proofErr w:type="spellEnd"/>
+      <w:proofErr w:type="gramEnd"/>
+      <w:r>
+        <w:rPr>
+          <w:b/>
+          <w:bCs/>
+        </w:rPr>
+        <w:t xml:space="preserve"> and type</w:t>
+      </w:r>
+    </w:p>
+    <w:p>
+      <w:r>
+        <w:t>"test": "</w:t>
+      </w:r>
+      <w:proofErr w:type="spellStart"/>
+      <w:r>
+        <w:t>vitest</w:t>
+      </w:r>
+      <w:proofErr w:type="spellEnd"/>
+      <w:r>
+        <w:t>"</w:t>
+      </w:r>
+    </w:p>
+    <w:p>
+      <w:pPr>
+        <w:rPr>
+          <w:b/>
+          <w:bCs/>
+        </w:rPr>
+      </w:pPr>
+      <w:r>
+        <w:rPr>
+          <w:b/>
+          <w:bCs/>
+        </w:rPr>
+        <w:t>Create the new folder call “vitest.setup.js”. Inside the folder, type</w:t>
+      </w:r>
+    </w:p>
+    <w:p>
+      <w:r>
+        <w:t>import '@testing-library/jest-</w:t>
+      </w:r>
+      <w:proofErr w:type="spellStart"/>
+      <w:r>
+        <w:t>dom</w:t>
+      </w:r>
+      <w:proofErr w:type="spellEnd"/>
+      <w:proofErr w:type="gramStart"/>
+      <w:r>
+        <w:t>';</w:t>
+      </w:r>
+      <w:proofErr w:type="gramEnd"/>
+    </w:p>
+    <w:p>
+      <w:pPr>
+        <w:rPr>
+          <w:b/>
+          <w:bCs/>
+        </w:rPr>
+      </w:pPr>
+      <w:r>
+        <w:rPr>
+          <w:b/>
+          <w:bCs/>
+        </w:rPr>
+        <w:t>Modify inside the vite.config.js</w:t>
+      </w:r>
+    </w:p>
+    <w:p>
+      <w:pPr>
+        <w:shd w:val="clear" w:color="auto" w:fill="FFFFFF"/>
+        <w:spacing w:after="0" w:line="270" w:lineRule="atLeast"/>
+        <w:rPr>
+          <w:rFonts w:ascii="Menlo" w:eastAsia="Times New Roman" w:hAnsi="Menlo" w:cs="Menlo"/>
+          <w:color w:val="292929"/>
+          <w:kern w:val="0"/>
+          <w:sz w:val="18"/>
+          <w:szCs w:val="18"/>
+          <w14:ligatures w14:val="none"/>
+        </w:rPr>
+      </w:pPr>
+      <w:r>
+        <w:rPr>
+          <w:rFonts w:ascii="Menlo" w:eastAsia="Times New Roman" w:hAnsi="Menlo" w:cs="Menlo"/>
+          <w:color w:val="B5200D"/>
+          <w:kern w:val="0"/>
+          <w:sz w:val="18"/>
+          <w:szCs w:val="18"/>
+          <w14:ligatures w14:val="none"/>
+        </w:rPr>
+        <w:t>import</w:t>
+      </w:r>
+      <w:r>
+        <w:rPr>
+          <w:rFonts w:ascii="Menlo" w:eastAsia="Times New Roman" w:hAnsi="Menlo" w:cs="Menlo"/>
+          <w:color w:val="292929"/>
+          <w:kern w:val="0"/>
+          <w:sz w:val="18"/>
+          <w:szCs w:val="18"/>
+          <w14:ligatures w14:val="none"/>
+        </w:rPr>
+        <w:t xml:space="preserve"> </w:t>
+      </w:r>
+      <w:proofErr w:type="gramStart"/>
+      <w:r>
+        <w:rPr>
+          <w:rFonts w:ascii="Menlo" w:eastAsia="Times New Roman" w:hAnsi="Menlo" w:cs="Menlo"/>
+          <w:color w:val="292929"/>
+          <w:kern w:val="0"/>
+          <w:sz w:val="18"/>
+          <w:szCs w:val="18"/>
+          <w14:ligatures w14:val="none"/>
+        </w:rPr>
+        <w:t xml:space="preserve">{ </w:t>
+      </w:r>
+      <w:proofErr w:type="spellStart"/>
+      <w:r>
+        <w:rPr>
+          <w:rFonts w:ascii="Menlo" w:eastAsia="Times New Roman" w:hAnsi="Menlo" w:cs="Menlo"/>
+          <w:color w:val="001080"/>
+          <w:kern w:val="0"/>
+          <w:sz w:val="18"/>
+          <w:szCs w:val="18"/>
+          <w14:ligatures w14:val="none"/>
+        </w:rPr>
+        <w:t>defineConfig</w:t>
+      </w:r>
+      <w:proofErr w:type="spellEnd"/>
+      <w:proofErr w:type="gramEnd"/>
+      <w:r>
+        <w:rPr>
+          <w:rFonts w:ascii="Menlo" w:eastAsia="Times New Roman" w:hAnsi="Menlo" w:cs="Menlo"/>
+          <w:color w:val="292929"/>
+          <w:kern w:val="0"/>
+          <w:sz w:val="18"/>
+          <w:szCs w:val="18"/>
+          <w14:ligatures w14:val="none"/>
+        </w:rPr>
+        <w:t xml:space="preserve"> } </w:t>
+      </w:r>
+      <w:r>
+        <w:rPr>
+          <w:rFonts w:ascii="Menlo" w:eastAsia="Times New Roman" w:hAnsi="Menlo" w:cs="Menlo"/>
+          <w:color w:val="B5200D"/>
+          <w:kern w:val="0"/>
+          <w:sz w:val="18"/>
+          <w:szCs w:val="18"/>
+          <w14:ligatures w14:val="none"/>
+        </w:rPr>
+        <w:t>from</w:t>
+      </w:r>
+      <w:r>
+        <w:rPr>
+          <w:rFonts w:ascii="Menlo" w:eastAsia="Times New Roman" w:hAnsi="Menlo" w:cs="Menlo"/>
+          <w:color w:val="292929"/>
+          <w:kern w:val="0"/>
+          <w:sz w:val="18"/>
+          <w:szCs w:val="18"/>
+          <w14:ligatures w14:val="none"/>
+        </w:rPr>
+        <w:t xml:space="preserve"> </w:t>
+      </w:r>
+      <w:r>
+        <w:rPr>
+          <w:rFonts w:ascii="Menlo" w:eastAsia="Times New Roman" w:hAnsi="Menlo" w:cs="Menlo"/>
+          <w:color w:val="0F4A85"/>
+          <w:kern w:val="0"/>
+          <w:sz w:val="18"/>
+          <w:szCs w:val="18"/>
+          <w14:ligatures w14:val="none"/>
+        </w:rPr>
+        <w:t>'</w:t>
+      </w:r>
+      <w:proofErr w:type="spellStart"/>
+      <w:r>
+        <w:rPr>
+          <w:rFonts w:ascii="Menlo" w:eastAsia="Times New Roman" w:hAnsi="Menlo" w:cs="Menlo"/>
+          <w:color w:val="0F4A85"/>
+          <w:kern w:val="0"/>
+          <w:sz w:val="18"/>
+          <w:szCs w:val="18"/>
+          <w14:ligatures w14:val="none"/>
+        </w:rPr>
+        <w:t>vite</w:t>
+      </w:r>
+      <w:proofErr w:type="spellEnd"/>
+      <w:r>
+        <w:rPr>
+          <w:rFonts w:ascii="Menlo" w:eastAsia="Times New Roman" w:hAnsi="Menlo" w:cs="Menlo"/>
+          <w:color w:val="0F4A85"/>
+          <w:kern w:val="0"/>
+          <w:sz w:val="18"/>
+          <w:szCs w:val="18"/>
+          <w14:ligatures w14:val="none"/>
+        </w:rPr>
+        <w:t>'</w:t>
+      </w:r>
+      <w:r>
+        <w:rPr>
+          <w:rFonts w:ascii="Menlo" w:eastAsia="Times New Roman" w:hAnsi="Menlo" w:cs="Menlo"/>
+          <w:color w:val="292929"/>
+          <w:kern w:val="0"/>
+          <w:sz w:val="18"/>
+          <w:szCs w:val="18"/>
+          <w14:ligatures w14:val="none"/>
+        </w:rPr>
+        <w:t>;</w:t>
+      </w:r>
+    </w:p>
+    <w:p>
+      <w:pPr>
+        <w:shd w:val="clear" w:color="auto" w:fill="FFFFFF"/>
+        <w:spacing w:after="0" w:line="270" w:lineRule="atLeast"/>
+        <w:rPr>
+          <w:rFonts w:ascii="Menlo" w:eastAsia="Times New Roman" w:hAnsi="Menlo" w:cs="Menlo"/>
+          <w:color w:val="292929"/>
+          <w:kern w:val="0"/>
+          <w:sz w:val="18"/>
+          <w:szCs w:val="18"/>
+          <w14:ligatures w14:val="none"/>
+        </w:rPr>
+      </w:pPr>
+      <w:r>
+        <w:rPr>
+          <w:rFonts w:ascii="Menlo" w:eastAsia="Times New Roman" w:hAnsi="Menlo" w:cs="Menlo"/>
+          <w:color w:val="B5200D"/>
+          <w:kern w:val="0"/>
+          <w:sz w:val="18"/>
+          <w:szCs w:val="18"/>
+          <w14:ligatures w14:val="none"/>
+        </w:rPr>
+        <w:lastRenderedPageBreak/>
+        <w:t>import</w:t>
+      </w:r>
+      <w:r>
+        <w:rPr>
+          <w:rFonts w:ascii="Menlo" w:eastAsia="Times New Roman" w:hAnsi="Menlo" w:cs="Menlo"/>
+          <w:color w:val="292929"/>
+          <w:kern w:val="0"/>
+          <w:sz w:val="18"/>
+          <w:szCs w:val="18"/>
+          <w14:ligatures w14:val="none"/>
+        </w:rPr>
+        <w:t xml:space="preserve"> </w:t>
+      </w:r>
+      <w:r>
+        <w:rPr>
+          <w:rFonts w:ascii="Menlo" w:eastAsia="Times New Roman" w:hAnsi="Menlo" w:cs="Menlo"/>
+          <w:color w:val="001080"/>
+          <w:kern w:val="0"/>
+          <w:sz w:val="18"/>
+          <w:szCs w:val="18"/>
+          <w14:ligatures w14:val="none"/>
+        </w:rPr>
+        <w:t>react</w:t>
+      </w:r>
+      <w:r>
+        <w:rPr>
+          <w:rFonts w:ascii="Menlo" w:eastAsia="Times New Roman" w:hAnsi="Menlo" w:cs="Menlo"/>
+          <w:color w:val="292929"/>
+          <w:kern w:val="0"/>
+          <w:sz w:val="18"/>
+          <w:szCs w:val="18"/>
+          <w14:ligatures w14:val="none"/>
+        </w:rPr>
+        <w:t xml:space="preserve"> </w:t>
+      </w:r>
+      <w:r>
+        <w:rPr>
+          <w:rFonts w:ascii="Menlo" w:eastAsia="Times New Roman" w:hAnsi="Menlo" w:cs="Menlo"/>
+          <w:color w:val="B5200D"/>
+          <w:kern w:val="0"/>
+          <w:sz w:val="18"/>
+          <w:szCs w:val="18"/>
+          <w14:ligatures w14:val="none"/>
+        </w:rPr>
+        <w:t>from</w:t>
+      </w:r>
+      <w:r>
+        <w:rPr>
+          <w:rFonts w:ascii="Menlo" w:eastAsia="Times New Roman" w:hAnsi="Menlo" w:cs="Menlo"/>
+          <w:color w:val="292929"/>
+          <w:kern w:val="0"/>
+          <w:sz w:val="18"/>
+          <w:szCs w:val="18"/>
+          <w14:ligatures w14:val="none"/>
+        </w:rPr>
+        <w:t xml:space="preserve"> </w:t>
+      </w:r>
+      <w:r>
+        <w:rPr>
+          <w:rFonts w:ascii="Menlo" w:eastAsia="Times New Roman" w:hAnsi="Menlo" w:cs="Menlo"/>
+          <w:color w:val="0F4A85"/>
+          <w:kern w:val="0"/>
+          <w:sz w:val="18"/>
+          <w:szCs w:val="18"/>
+          <w14:ligatures w14:val="none"/>
+        </w:rPr>
+        <w:t>'@</w:t>
+      </w:r>
+      <w:proofErr w:type="spellStart"/>
+      <w:r>
+        <w:rPr>
+          <w:rFonts w:ascii="Menlo" w:eastAsia="Times New Roman" w:hAnsi="Menlo" w:cs="Menlo"/>
+          <w:color w:val="0F4A85"/>
+          <w:kern w:val="0"/>
+          <w:sz w:val="18"/>
+          <w:szCs w:val="18"/>
+          <w14:ligatures w14:val="none"/>
+        </w:rPr>
+        <w:t>vitejs</w:t>
+      </w:r>
+      <w:proofErr w:type="spellEnd"/>
+      <w:r>
+        <w:rPr>
+          <w:rFonts w:ascii="Menlo" w:eastAsia="Times New Roman" w:hAnsi="Menlo" w:cs="Menlo"/>
+          <w:color w:val="0F4A85"/>
+          <w:kern w:val="0"/>
+          <w:sz w:val="18"/>
+          <w:szCs w:val="18"/>
+          <w14:ligatures w14:val="none"/>
+        </w:rPr>
+        <w:t>/plugin-react</w:t>
+      </w:r>
+      <w:proofErr w:type="gramStart"/>
+      <w:r>
+        <w:rPr>
+          <w:rFonts w:ascii="Menlo" w:eastAsia="Times New Roman" w:hAnsi="Menlo" w:cs="Menlo"/>
+          <w:color w:val="0F4A85"/>
+          <w:kern w:val="0"/>
+          <w:sz w:val="18"/>
+          <w:szCs w:val="18"/>
+          <w14:ligatures w14:val="none"/>
+        </w:rPr>
+        <w:t>'</w:t>
+      </w:r>
+      <w:r>
+        <w:rPr>
+          <w:rFonts w:ascii="Menlo" w:eastAsia="Times New Roman" w:hAnsi="Menlo" w:cs="Menlo"/>
+          <w:color w:val="292929"/>
+          <w:kern w:val="0"/>
+          <w:sz w:val="18"/>
+          <w:szCs w:val="18"/>
+          <w14:ligatures w14:val="none"/>
+        </w:rPr>
+        <w:t>;</w:t>
+      </w:r>
+      <w:proofErr w:type="gramEnd"/>
+    </w:p>
+    <w:p>
+      <w:pPr>
+        <w:shd w:val="clear" w:color="auto" w:fill="FFFFFF"/>
+        <w:spacing w:after="0" w:line="270" w:lineRule="atLeast"/>
+        <w:rPr>
+          <w:rFonts w:ascii="Menlo" w:eastAsia="Times New Roman" w:hAnsi="Menlo" w:cs="Menlo"/>
+          <w:color w:val="292929"/>
+          <w:kern w:val="0"/>
+          <w:sz w:val="18"/>
+          <w:szCs w:val="18"/>
+          <w14:ligatures w14:val="none"/>
+        </w:rPr>
+      </w:pPr>
+    </w:p>
+    <w:p>
+      <w:pPr>
+        <w:shd w:val="clear" w:color="auto" w:fill="FFFFFF"/>
+        <w:spacing w:after="0" w:line="270" w:lineRule="atLeast"/>
+        <w:rPr>
+          <w:rFonts w:ascii="Menlo" w:eastAsia="Times New Roman" w:hAnsi="Menlo" w:cs="Menlo"/>
+          <w:color w:val="292929"/>
+          <w:kern w:val="0"/>
+          <w:sz w:val="18"/>
+          <w:szCs w:val="18"/>
+          <w14:ligatures w14:val="none"/>
+        </w:rPr>
+      </w:pPr>
+      <w:r>
+        <w:rPr>
+          <w:rFonts w:ascii="Menlo" w:eastAsia="Times New Roman" w:hAnsi="Menlo" w:cs="Menlo"/>
+          <w:color w:val="515151"/>
+          <w:kern w:val="0"/>
+          <w:sz w:val="18"/>
+          <w:szCs w:val="18"/>
+          <w14:ligatures w14:val="none"/>
+        </w:rPr>
+        <w:t>// https://vite.dev/config/</w:t>
+      </w:r>
+    </w:p>
+    <w:p>
+      <w:pPr>
+        <w:shd w:val="clear" w:color="auto" w:fill="FFFFFF"/>
+        <w:spacing w:after="0" w:line="270" w:lineRule="atLeast"/>
+        <w:rPr>
+          <w:rFonts w:ascii="Menlo" w:eastAsia="Times New Roman" w:hAnsi="Menlo" w:cs="Menlo"/>
+          <w:color w:val="292929"/>
+          <w:kern w:val="0"/>
+          <w:sz w:val="18"/>
+          <w:szCs w:val="18"/>
+          <w14:ligatures w14:val="none"/>
+        </w:rPr>
+      </w:pPr>
+      <w:r>
+        <w:rPr>
+          <w:rFonts w:ascii="Menlo" w:eastAsia="Times New Roman" w:hAnsi="Menlo" w:cs="Menlo"/>
+          <w:color w:val="B5200D"/>
+          <w:kern w:val="0"/>
+          <w:sz w:val="18"/>
+          <w:szCs w:val="18"/>
+          <w14:ligatures w14:val="none"/>
+        </w:rPr>
+        <w:t>export</w:t>
+      </w:r>
+      <w:r>
+        <w:rPr>
+          <w:rFonts w:ascii="Menlo" w:eastAsia="Times New Roman" w:hAnsi="Menlo" w:cs="Menlo"/>
+          <w:color w:val="292929"/>
+          <w:kern w:val="0"/>
+          <w:sz w:val="18"/>
+          <w:szCs w:val="18"/>
+          <w14:ligatures w14:val="none"/>
+        </w:rPr>
+        <w:t xml:space="preserve"> </w:t>
+      </w:r>
+      <w:r>
+        <w:rPr>
+          <w:rFonts w:ascii="Menlo" w:eastAsia="Times New Roman" w:hAnsi="Menlo" w:cs="Menlo"/>
+          <w:color w:val="B5200D"/>
+          <w:kern w:val="0"/>
+          <w:sz w:val="18"/>
+          <w:szCs w:val="18"/>
+          <w14:ligatures w14:val="none"/>
+        </w:rPr>
+        <w:t>default</w:t>
+      </w:r>
+      <w:r>
+        <w:rPr>
+          <w:rFonts w:ascii="Menlo" w:eastAsia="Times New Roman" w:hAnsi="Menlo" w:cs="Menlo"/>
+          <w:color w:val="292929"/>
+          <w:kern w:val="0"/>
+          <w:sz w:val="18"/>
+          <w:szCs w:val="18"/>
+          <w14:ligatures w14:val="none"/>
+        </w:rPr>
+        <w:t xml:space="preserve"> </w:t>
+      </w:r>
+      <w:proofErr w:type="spellStart"/>
+      <w:proofErr w:type="gramStart"/>
+      <w:r>
+        <w:rPr>
+          <w:rFonts w:ascii="Menlo" w:eastAsia="Times New Roman" w:hAnsi="Menlo" w:cs="Menlo"/>
+          <w:color w:val="5E2CBC"/>
+          <w:kern w:val="0"/>
+          <w:sz w:val="18"/>
+          <w:szCs w:val="18"/>
+          <w14:ligatures w14:val="none"/>
+        </w:rPr>
+        <w:t>defineConfig</w:t>
+      </w:r>
+      <w:proofErr w:type="spellEnd"/>
+      <w:r>
+        <w:rPr>
+          <w:rFonts w:ascii="Menlo" w:eastAsia="Times New Roman" w:hAnsi="Menlo" w:cs="Menlo"/>
+          <w:color w:val="292929"/>
+          <w:kern w:val="0"/>
+          <w:sz w:val="18"/>
+          <w:szCs w:val="18"/>
+          <w14:ligatures w14:val="none"/>
+        </w:rPr>
+        <w:t>(</w:t>
+      </w:r>
+      <w:proofErr w:type="gramEnd"/>
+      <w:r>
+        <w:rPr>
+          <w:rFonts w:ascii="Menlo" w:eastAsia="Times New Roman" w:hAnsi="Menlo" w:cs="Menlo"/>
+          <w:color w:val="292929"/>
+          <w:kern w:val="0"/>
+          <w:sz w:val="18"/>
+          <w:szCs w:val="18"/>
+          <w14:ligatures w14:val="none"/>
+        </w:rPr>
+        <w:t>{</w:t>
+      </w:r>
+    </w:p>
+    <w:p>
+      <w:pPr>
+        <w:shd w:val="clear" w:color="auto" w:fill="FFFFFF"/>
+        <w:spacing w:after="0" w:line="270" w:lineRule="atLeast"/>
+        <w:rPr>
+          <w:rFonts w:ascii="Menlo" w:eastAsia="Times New Roman" w:hAnsi="Menlo" w:cs="Menlo"/>
+          <w:color w:val="292929"/>
+          <w:kern w:val="0"/>
+          <w:sz w:val="18"/>
+          <w:szCs w:val="18"/>
+          <w14:ligatures w14:val="none"/>
+        </w:rPr>
+      </w:pPr>
+      <w:r>
+        <w:rPr>
+          <w:rFonts w:ascii="Menlo" w:eastAsia="Times New Roman" w:hAnsi="Menlo" w:cs="Menlo"/>
+          <w:color w:val="292929"/>
+          <w:kern w:val="0"/>
+          <w:sz w:val="18"/>
+          <w:szCs w:val="18"/>
+          <w14:ligatures w14:val="none"/>
+        </w:rPr>
+        <w:t xml:space="preserve">  </w:t>
+      </w:r>
+      <w:r>
+        <w:rPr>
+          <w:rFonts w:ascii="Menlo" w:eastAsia="Times New Roman" w:hAnsi="Menlo" w:cs="Menlo"/>
+          <w:color w:val="001080"/>
+          <w:kern w:val="0"/>
+          <w:sz w:val="18"/>
+          <w:szCs w:val="18"/>
+          <w14:ligatures w14:val="none"/>
+        </w:rPr>
+        <w:t>plugins:</w:t>
+      </w:r>
+      <w:r>
+        <w:rPr>
+          <w:rFonts w:ascii="Menlo" w:eastAsia="Times New Roman" w:hAnsi="Menlo" w:cs="Menlo"/>
+          <w:color w:val="292929"/>
+          <w:kern w:val="0"/>
+          <w:sz w:val="18"/>
+          <w:szCs w:val="18"/>
+          <w14:ligatures w14:val="none"/>
+        </w:rPr>
+        <w:t xml:space="preserve"> [</w:t>
+      </w:r>
+      <w:proofErr w:type="gramStart"/>
+      <w:r>
+        <w:rPr>
+          <w:rFonts w:ascii="Menlo" w:eastAsia="Times New Roman" w:hAnsi="Menlo" w:cs="Menlo"/>
+          <w:color w:val="5E2CBC"/>
+          <w:kern w:val="0"/>
+          <w:sz w:val="18"/>
+          <w:szCs w:val="18"/>
+          <w14:ligatures w14:val="none"/>
+        </w:rPr>
+        <w:t>react</w:t>
+      </w:r>
+      <w:r>
+        <w:rPr>
+          <w:rFonts w:ascii="Menlo" w:eastAsia="Times New Roman" w:hAnsi="Menlo" w:cs="Menlo"/>
+          <w:color w:val="292929"/>
+          <w:kern w:val="0"/>
+          <w:sz w:val="18"/>
+          <w:szCs w:val="18"/>
+          <w14:ligatures w14:val="none"/>
+        </w:rPr>
+        <w:t>(</w:t>
+      </w:r>
+      <w:proofErr w:type="gramEnd"/>
+      <w:r>
+        <w:rPr>
+          <w:rFonts w:ascii="Menlo" w:eastAsia="Times New Roman" w:hAnsi="Menlo" w:cs="Menlo"/>
+          <w:color w:val="292929"/>
+          <w:kern w:val="0"/>
+          <w:sz w:val="18"/>
+          <w:szCs w:val="18"/>
+          <w14:ligatures w14:val="none"/>
+        </w:rPr>
+        <w:t>)],</w:t>
+      </w:r>
+    </w:p>
+    <w:p>
+      <w:pPr>
+        <w:shd w:val="clear" w:color="auto" w:fill="FFFFFF"/>
+        <w:spacing w:after="0" w:line="270" w:lineRule="atLeast"/>
+        <w:rPr>
+          <w:rFonts w:ascii="Menlo" w:eastAsia="Times New Roman" w:hAnsi="Menlo" w:cs="Menlo"/>
+          <w:color w:val="292929"/>
+          <w:kern w:val="0"/>
+          <w:sz w:val="18"/>
+          <w:szCs w:val="18"/>
+          <w14:ligatures w14:val="none"/>
+        </w:rPr>
+      </w:pPr>
+      <w:r>
+        <w:rPr>
+          <w:rFonts w:ascii="Menlo" w:eastAsia="Times New Roman" w:hAnsi="Menlo" w:cs="Menlo"/>
+          <w:color w:val="292929"/>
+          <w:kern w:val="0"/>
+          <w:sz w:val="18"/>
+          <w:szCs w:val="18"/>
+          <w14:ligatures w14:val="none"/>
+        </w:rPr>
+        <w:t xml:space="preserve">  </w:t>
+      </w:r>
+      <w:r>
+        <w:rPr>
+          <w:rFonts w:ascii="Menlo" w:eastAsia="Times New Roman" w:hAnsi="Menlo" w:cs="Menlo"/>
+          <w:color w:val="001080"/>
+          <w:kern w:val="0"/>
+          <w:sz w:val="18"/>
+          <w:szCs w:val="18"/>
+          <w14:ligatures w14:val="none"/>
+        </w:rPr>
+        <w:t>test:</w:t>
+      </w:r>
+      <w:r>
+        <w:rPr>
+          <w:rFonts w:ascii="Menlo" w:eastAsia="Times New Roman" w:hAnsi="Menlo" w:cs="Menlo"/>
+          <w:color w:val="292929"/>
+          <w:kern w:val="0"/>
+          <w:sz w:val="18"/>
+          <w:szCs w:val="18"/>
+          <w14:ligatures w14:val="none"/>
+        </w:rPr>
+        <w:t xml:space="preserve"> {</w:t>
+      </w:r>
+    </w:p>
+    <w:p>
+      <w:pPr>
+        <w:shd w:val="clear" w:color="auto" w:fill="FFFFFF"/>
+        <w:spacing w:after="0" w:line="270" w:lineRule="atLeast"/>
+        <w:rPr>
+          <w:rFonts w:ascii="Menlo" w:eastAsia="Times New Roman" w:hAnsi="Menlo" w:cs="Menlo"/>
+          <w:color w:val="292929"/>
+          <w:kern w:val="0"/>
+          <w:sz w:val="18"/>
+          <w:szCs w:val="18"/>
+          <w14:ligatures w14:val="none"/>
+        </w:rPr>
+      </w:pPr>
+      <w:r>
+        <w:rPr>
+          <w:rFonts w:ascii="Menlo" w:eastAsia="Times New Roman" w:hAnsi="Menlo" w:cs="Menlo"/>
+          <w:color w:val="292929"/>
+          <w:kern w:val="0"/>
+          <w:sz w:val="18"/>
+          <w:szCs w:val="18"/>
+          <w14:ligatures w14:val="none"/>
+        </w:rPr>
+        <w:t xml:space="preserve">    </w:t>
+      </w:r>
+      <w:proofErr w:type="spellStart"/>
+      <w:r>
+        <w:rPr>
+          <w:rFonts w:ascii="Menlo" w:eastAsia="Times New Roman" w:hAnsi="Menlo" w:cs="Menlo"/>
+          <w:color w:val="001080"/>
+          <w:kern w:val="0"/>
+          <w:sz w:val="18"/>
+          <w:szCs w:val="18"/>
+          <w14:ligatures w14:val="none"/>
+        </w:rPr>
+        <w:t>globals</w:t>
+      </w:r>
+      <w:proofErr w:type="spellEnd"/>
+      <w:r>
+        <w:rPr>
+          <w:rFonts w:ascii="Menlo" w:eastAsia="Times New Roman" w:hAnsi="Menlo" w:cs="Menlo"/>
+          <w:color w:val="001080"/>
+          <w:kern w:val="0"/>
+          <w:sz w:val="18"/>
+          <w:szCs w:val="18"/>
+          <w14:ligatures w14:val="none"/>
+        </w:rPr>
+        <w:t>:</w:t>
+      </w:r>
+      <w:r>
+        <w:rPr>
+          <w:rFonts w:ascii="Menlo" w:eastAsia="Times New Roman" w:hAnsi="Menlo" w:cs="Menlo"/>
+          <w:color w:val="292929"/>
+          <w:kern w:val="0"/>
+          <w:sz w:val="18"/>
+          <w:szCs w:val="18"/>
+          <w14:ligatures w14:val="none"/>
+        </w:rPr>
+        <w:t xml:space="preserve"> </w:t>
+      </w:r>
+      <w:r>
+        <w:rPr>
+          <w:rFonts w:ascii="Menlo" w:eastAsia="Times New Roman" w:hAnsi="Menlo" w:cs="Menlo"/>
+          <w:color w:val="0F4A85"/>
+          <w:kern w:val="0"/>
+          <w:sz w:val="18"/>
+          <w:szCs w:val="18"/>
+          <w14:ligatures w14:val="none"/>
+        </w:rPr>
+        <w:t>true</w:t>
+      </w:r>
+      <w:r>
+        <w:rPr>
+          <w:rFonts w:ascii="Menlo" w:eastAsia="Times New Roman" w:hAnsi="Menlo" w:cs="Menlo"/>
+          <w:color w:val="292929"/>
+          <w:kern w:val="0"/>
+          <w:sz w:val="18"/>
+          <w:szCs w:val="18"/>
+          <w14:ligatures w14:val="none"/>
+        </w:rPr>
+        <w:t xml:space="preserve">,             </w:t>
+      </w:r>
+    </w:p>
+    <w:p>
+      <w:pPr>
+        <w:shd w:val="clear" w:color="auto" w:fill="FFFFFF"/>
+        <w:spacing w:after="0" w:line="270" w:lineRule="atLeast"/>
+        <w:rPr>
+          <w:rFonts w:ascii="Menlo" w:eastAsia="Times New Roman" w:hAnsi="Menlo" w:cs="Menlo"/>
+          <w:color w:val="292929"/>
+          <w:kern w:val="0"/>
+          <w:sz w:val="18"/>
+          <w:szCs w:val="18"/>
+          <w14:ligatures w14:val="none"/>
+        </w:rPr>
+      </w:pPr>
+      <w:r>
+        <w:rPr>
+          <w:rFonts w:ascii="Menlo" w:eastAsia="Times New Roman" w:hAnsi="Menlo" w:cs="Menlo"/>
+          <w:color w:val="292929"/>
+          <w:kern w:val="0"/>
+          <w:sz w:val="18"/>
+          <w:szCs w:val="18"/>
+          <w14:ligatures w14:val="none"/>
+        </w:rPr>
+        <w:t xml:space="preserve">    </w:t>
+      </w:r>
+      <w:r>
+        <w:rPr>
+          <w:rFonts w:ascii="Menlo" w:eastAsia="Times New Roman" w:hAnsi="Menlo" w:cs="Menlo"/>
+          <w:color w:val="001080"/>
+          <w:kern w:val="0"/>
+          <w:sz w:val="18"/>
+          <w:szCs w:val="18"/>
+          <w14:ligatures w14:val="none"/>
+        </w:rPr>
+        <w:t>environment:</w:t>
+      </w:r>
+      <w:r>
+        <w:rPr>
+          <w:rFonts w:ascii="Menlo" w:eastAsia="Times New Roman" w:hAnsi="Menlo" w:cs="Menlo"/>
+          <w:color w:val="292929"/>
+          <w:kern w:val="0"/>
+          <w:sz w:val="18"/>
+          <w:szCs w:val="18"/>
+          <w14:ligatures w14:val="none"/>
+        </w:rPr>
+        <w:t xml:space="preserve"> </w:t>
+      </w:r>
+      <w:r>
+        <w:rPr>
+          <w:rFonts w:ascii="Menlo" w:eastAsia="Times New Roman" w:hAnsi="Menlo" w:cs="Menlo"/>
+          <w:color w:val="0F4A85"/>
+          <w:kern w:val="0"/>
+          <w:sz w:val="18"/>
+          <w:szCs w:val="18"/>
+          <w14:ligatures w14:val="none"/>
+        </w:rPr>
+        <w:t>'</w:t>
+      </w:r>
+      <w:proofErr w:type="spellStart"/>
+      <w:r>
+        <w:rPr>
+          <w:rFonts w:ascii="Menlo" w:eastAsia="Times New Roman" w:hAnsi="Menlo" w:cs="Menlo"/>
+          <w:color w:val="0F4A85"/>
+          <w:kern w:val="0"/>
+          <w:sz w:val="18"/>
+          <w:szCs w:val="18"/>
+          <w14:ligatures w14:val="none"/>
+        </w:rPr>
+        <w:t>jsdom</w:t>
+      </w:r>
+      <w:proofErr w:type="spellEnd"/>
+      <w:r>
+        <w:rPr>
+          <w:rFonts w:ascii="Menlo" w:eastAsia="Times New Roman" w:hAnsi="Menlo" w:cs="Menlo"/>
+          <w:color w:val="0F4A85"/>
+          <w:kern w:val="0"/>
+          <w:sz w:val="18"/>
+          <w:szCs w:val="18"/>
+          <w14:ligatures w14:val="none"/>
+        </w:rPr>
+        <w:t>'</w:t>
+      </w:r>
+      <w:r>
+        <w:rPr>
+          <w:rFonts w:ascii="Menlo" w:eastAsia="Times New Roman" w:hAnsi="Menlo" w:cs="Menlo"/>
+          <w:color w:val="292929"/>
+          <w:kern w:val="0"/>
+          <w:sz w:val="18"/>
+          <w:szCs w:val="18"/>
+          <w14:ligatures w14:val="none"/>
+        </w:rPr>
+        <w:t xml:space="preserve">,      </w:t>
+      </w:r>
+    </w:p>
+    <w:p>
+      <w:pPr>
+        <w:shd w:val="clear" w:color="auto" w:fill="FFFFFF"/>
+        <w:spacing w:after="0" w:line="270" w:lineRule="atLeast"/>
+        <w:rPr>
+          <w:rFonts w:ascii="Menlo" w:eastAsia="Times New Roman" w:hAnsi="Menlo" w:cs="Menlo"/>
+          <w:color w:val="292929"/>
+          <w:kern w:val="0"/>
+          <w:sz w:val="18"/>
+          <w:szCs w:val="18"/>
+          <w14:ligatures w14:val="none"/>
+        </w:rPr>
+      </w:pPr>
+      <w:r>
+        <w:rPr>
+          <w:rFonts w:ascii="Menlo" w:eastAsia="Times New Roman" w:hAnsi="Menlo" w:cs="Menlo"/>
+          <w:color w:val="292929"/>
+          <w:kern w:val="0"/>
+          <w:sz w:val="18"/>
+          <w:szCs w:val="18"/>
+          <w14:ligatures w14:val="none"/>
+        </w:rPr>
+        <w:t xml:space="preserve">    </w:t>
+      </w:r>
+      <w:proofErr w:type="spellStart"/>
+      <w:r>
+        <w:rPr>
+          <w:rFonts w:ascii="Menlo" w:eastAsia="Times New Roman" w:hAnsi="Menlo" w:cs="Menlo"/>
+          <w:color w:val="001080"/>
+          <w:kern w:val="0"/>
+          <w:sz w:val="18"/>
+          <w:szCs w:val="18"/>
+          <w14:ligatures w14:val="none"/>
+        </w:rPr>
+        <w:t>setupFiles</w:t>
+      </w:r>
+      <w:proofErr w:type="spellEnd"/>
+      <w:r>
+        <w:rPr>
+          <w:rFonts w:ascii="Menlo" w:eastAsia="Times New Roman" w:hAnsi="Menlo" w:cs="Menlo"/>
+          <w:color w:val="001080"/>
+          <w:kern w:val="0"/>
+          <w:sz w:val="18"/>
+          <w:szCs w:val="18"/>
+          <w14:ligatures w14:val="none"/>
+        </w:rPr>
+        <w:t>:</w:t>
+      </w:r>
+      <w:r>
+        <w:rPr>
+          <w:rFonts w:ascii="Menlo" w:eastAsia="Times New Roman" w:hAnsi="Menlo" w:cs="Menlo"/>
+          <w:color w:val="292929"/>
+          <w:kern w:val="0"/>
+          <w:sz w:val="18"/>
+          <w:szCs w:val="18"/>
+          <w14:ligatures w14:val="none"/>
+        </w:rPr>
+        <w:t xml:space="preserve"> </w:t>
+      </w:r>
+      <w:r>
+        <w:rPr>
+          <w:rFonts w:ascii="Menlo" w:eastAsia="Times New Roman" w:hAnsi="Menlo" w:cs="Menlo"/>
+          <w:color w:val="0F4A85"/>
+          <w:kern w:val="0"/>
+          <w:sz w:val="18"/>
+          <w:szCs w:val="18"/>
+          <w14:ligatures w14:val="none"/>
+        </w:rPr>
+        <w:t>'./vitest.setup.js'</w:t>
+      </w:r>
+      <w:r>
+        <w:rPr>
+          <w:rFonts w:ascii="Menlo" w:eastAsia="Times New Roman" w:hAnsi="Menlo" w:cs="Menlo"/>
+          <w:color w:val="292929"/>
+          <w:kern w:val="0"/>
+          <w:sz w:val="18"/>
+          <w:szCs w:val="18"/>
+          <w14:ligatures w14:val="none"/>
+        </w:rPr>
+        <w:t xml:space="preserve">, </w:t>
+      </w:r>
+    </w:p>
+    <w:p>
+      <w:pPr>
+        <w:shd w:val="clear" w:color="auto" w:fill="FFFFFF"/>
+        <w:spacing w:after="0" w:line="270" w:lineRule="atLeast"/>
+        <w:rPr>
+          <w:rFonts w:ascii="Menlo" w:eastAsia="Times New Roman" w:hAnsi="Menlo" w:cs="Menlo"/>
+          <w:color w:val="292929"/>
+          <w:kern w:val="0"/>
+          <w:sz w:val="18"/>
+          <w:szCs w:val="18"/>
+          <w14:ligatures w14:val="none"/>
+        </w:rPr>
+      </w:pPr>
+      <w:r>
+        <w:rPr>
+          <w:rFonts w:ascii="Menlo" w:eastAsia="Times New Roman" w:hAnsi="Menlo" w:cs="Menlo"/>
+          <w:color w:val="292929"/>
+          <w:kern w:val="0"/>
+          <w:sz w:val="18"/>
+          <w:szCs w:val="18"/>
+          <w14:ligatures w14:val="none"/>
+        </w:rPr>
+        <w:t xml:space="preserve">  },</w:t>
+      </w:r>
+    </w:p>
+    <w:p>
+      <w:pPr>
+        <w:shd w:val="clear" w:color="auto" w:fill="FFFFFF"/>
+        <w:spacing w:after="0" w:line="270" w:lineRule="atLeast"/>
+        <w:rPr>
+          <w:rFonts w:ascii="Menlo" w:eastAsia="Times New Roman" w:hAnsi="Menlo" w:cs="Menlo"/>
+          <w:color w:val="292929"/>
+          <w:kern w:val="0"/>
+          <w:sz w:val="18"/>
+          <w:szCs w:val="18"/>
+          <w14:ligatures w14:val="none"/>
+        </w:rPr>
+      </w:pPr>
+      <w:r>
+        <w:rPr>
+          <w:rFonts w:ascii="Menlo" w:eastAsia="Times New Roman" w:hAnsi="Menlo" w:cs="Menlo"/>
+          <w:color w:val="292929"/>
+          <w:kern w:val="0"/>
+          <w:sz w:val="18"/>
+          <w:szCs w:val="18"/>
+          <w14:ligatures w14:val="none"/>
+        </w:rPr>
+        <w:t>});</w:t>
+      </w:r>
+    </w:p>
+    <w:p>
+      <w:pPr>
+        <w:shd w:val="clear" w:color="auto" w:fill="FFFFFF"/>
+        <w:spacing w:after="0" w:line="270" w:lineRule="atLeast"/>
+        <w:rPr>
+          <w:rFonts w:ascii="Menlo" w:eastAsia="Times New Roman" w:hAnsi="Menlo" w:cs="Menlo"/>
+          <w:color w:val="292929"/>
+          <w:kern w:val="0"/>
+          <w:sz w:val="18"/>
+          <w:szCs w:val="18"/>
+          <w14:ligatures w14:val="none"/>
+        </w:rPr>
+      </w:pPr>
+    </w:p>
+    <w:p>
+      <w:pPr>
+        <w:rPr>
+          <w:b/>
+          <w:bCs/>
+        </w:rPr>
+      </w:pPr>
+      <w:r>
+        <w:rPr>
+          <w:b/>
+          <w:bCs/>
+        </w:rPr>
+        <w:t xml:space="preserve">Use this command line for </w:t>
+      </w:r>
+      <w:proofErr w:type="gramStart"/>
+      <w:r>
+        <w:rPr>
+          <w:b/>
+          <w:bCs/>
+        </w:rPr>
+        <w:t>testing</w:t>
+      </w:r>
+      <w:proofErr w:type="gramEnd"/>
+    </w:p>
+    <w:p>
+      <w:proofErr w:type="spellStart"/>
+      <w:r>
+        <w:t>npm</w:t>
+      </w:r>
+      <w:proofErr w:type="spellEnd"/>
+      <w:r>
+        <w:t xml:space="preserve"> run </w:t>
+      </w:r>
+      <w:proofErr w:type="gramStart"/>
+      <w:r>
+        <w:t>test</w:t>
+      </w:r>
+      <w:proofErr w:type="gramEnd"/>
+    </w:p>
+    <w:p/>
+    <w:p>
+      <w:pPr>
+        <w:rPr>
+          <w:b/>
+          <w:bCs/>
+        </w:rPr>
+      </w:pPr>
+    </w:p>
+    <w:p>
+      <w:pPr>
+        <w:rPr>
+          <w:b/>
+          <w:bCs/>
+        </w:rPr>
+      </w:pPr>
+    </w:p>
+    <w:p>
+      <w:pPr>
+        <w:rPr>
+          <w:b/>
+          <w:bCs/>
+        </w:rPr>
+      </w:pPr>
+    </w:p>
     <w:p/>
     <w:p>
       <w:pPr>
